--- a/GameDesignDocument/GravelToJapan-GDD-v1.docx
+++ b/GameDesignDocument/GravelToJapan-GDD-v1.docx
@@ -2,6 +2,27 @@
 <file path=word/document.xml><?xml version="1.0" encoding="utf-8"?>
 <w:document xmlns:wpc="http://schemas.microsoft.com/office/word/2010/wordprocessingCanvas" xmlns:cx="http://schemas.microsoft.com/office/drawing/2014/chartex" xmlns:cx1="http://schemas.microsoft.com/office/drawing/2015/9/8/chartex" xmlns:cx2="http://schemas.microsoft.com/office/drawing/2015/10/21/chartex" xmlns:cx3="http://schemas.microsoft.com/office/drawing/2016/5/9/chartex" xmlns:cx4="http://schemas.microsoft.com/office/drawing/2016/5/10/chartex" xmlns:cx5="http://schemas.microsoft.com/office/drawing/2016/5/11/chartex" xmlns:cx6="http://schemas.microsoft.com/office/drawing/2016/5/12/chartex" xmlns:cx7="http://schemas.microsoft.com/office/drawing/2016/5/13/chartex" xmlns:cx8="http://schemas.microsoft.com/office/drawing/2016/5/14/chartex" xmlns:mc="http://schemas.openxmlformats.org/markup-compatibility/2006" xmlns:aink="http://schemas.microsoft.com/office/drawing/2016/ink" xmlns:am3d="http://schemas.microsoft.com/office/drawing/2017/model3d" xmlns:o="urn:schemas-microsoft-com:office:office" xmlns:oel="http://schemas.microsoft.com/office/2019/extlst" xmlns:r="http://schemas.openxmlformats.org/officeDocument/2006/relationships" xmlns:m="http://schemas.openxmlformats.org/officeDocument/2006/math" xmlns:v="urn:schemas-microsoft-com:vml" xmlns:wp14="http://schemas.microsoft.com/office/word/2010/wordprocessingDrawing" xmlns:wp="http://schemas.openxmlformats.org/drawingml/2006/wordprocessingDrawing" xmlns:w10="urn:schemas-microsoft-com:office:word" xmlns:w="http://schemas.openxmlformats.org/wordprocessingml/2006/main" xmlns:w14="http://schemas.microsoft.com/office/word/2010/wordml" xmlns:w15="http://schemas.microsoft.com/office/word/2012/wordml" xmlns:w16cex="http://schemas.microsoft.com/office/word/2018/wordml/cex" xmlns:w16cid="http://schemas.microsoft.com/office/word/2016/wordml/cid" xmlns:w16="http://schemas.microsoft.com/office/word/2018/wordml" xmlns:w16du="http://schemas.microsoft.com/office/word/2023/wordml/word16du" xmlns:w16sdtdh="http://schemas.microsoft.com/office/word/2020/wordml/sdtdatahash" xmlns:w16sdtfl="http://schemas.microsoft.com/office/word/2024/wordml/sdtformatlock" xmlns:w16se="http://schemas.microsoft.com/office/word/2015/wordml/symex" xmlns:wpg="http://schemas.microsoft.com/office/word/2010/wordprocessingGroup" xmlns:wpi="http://schemas.microsoft.com/office/word/2010/wordprocessingInk" xmlns:wne="http://schemas.microsoft.com/office/word/2006/wordml" xmlns:wps="http://schemas.microsoft.com/office/word/2010/wordprocessingShape" mc:Ignorable="w14 w15 w16se w16cid w16 w16cex w16sdtdh w16sdtfl w16du wp14">
   <w:body>
+    <w:p>
+      <w:pPr>
+        <w:jc w:val="center"/>
+        <w:rPr>
+          <w:b/>
+          <w:bCs/>
+          <w:sz w:val="48"/>
+          <w:szCs w:val="48"/>
+          <w:lang w:val="en-US"/>
+        </w:rPr>
+      </w:pPr>
+      <w:r>
+        <w:rPr>
+          <w:b/>
+          <w:bCs/>
+          <w:sz w:val="48"/>
+          <w:szCs w:val="48"/>
+        </w:rPr>
+        <w:t>Путешествие в Японию с Тагиром и Ко</w:t>
+      </w:r>
+    </w:p>
     <w:p>
       <w:pPr>
         <w:jc w:val="center"/>
@@ -19,7 +40,27 @@
           <w:sz w:val="48"/>
           <w:szCs w:val="48"/>
         </w:rPr>
-        <w:t>Путешествие в Японию с Тагиром и Ко</w:t>
+        <w:t xml:space="preserve">(На </w:t>
+      </w:r>
+      <w:proofErr w:type="spellStart"/>
+      <w:r>
+        <w:rPr>
+          <w:b/>
+          <w:bCs/>
+          <w:sz w:val="48"/>
+          <w:szCs w:val="48"/>
+        </w:rPr>
+        <w:t>гравийнике</w:t>
+      </w:r>
+      <w:proofErr w:type="spellEnd"/>
+      <w:r>
+        <w:rPr>
+          <w:b/>
+          <w:bCs/>
+          <w:sz w:val="48"/>
+          <w:szCs w:val="48"/>
+        </w:rPr>
+        <w:t xml:space="preserve"> в Японию)</w:t>
       </w:r>
     </w:p>
     <w:p>
@@ -1023,15 +1064,7 @@
     </w:p>
     <w:p>
       <w:r>
-        <w:t>Используемый временной промежуток</w:t>
-      </w:r>
-      <w:proofErr w:type="gramStart"/>
-      <w:r>
-        <w:t>: От</w:t>
-      </w:r>
-      <w:proofErr w:type="gramEnd"/>
-      <w:r>
-        <w:t xml:space="preserve"> вылупления Сунь </w:t>
+        <w:t xml:space="preserve">Используемый временной промежуток: От вылупления Сунь </w:t>
       </w:r>
       <w:proofErr w:type="spellStart"/>
       <w:r>
@@ -1438,16 +1471,11 @@
     </w:p>
     <w:p>
       <w:r>
-        <w:t>Алина Рин</w:t>
-      </w:r>
-      <w:proofErr w:type="gramStart"/>
-      <w:r>
-        <w:t>:</w:t>
+        <w:t>Алина Рин:</w:t>
       </w:r>
       <w:r>
         <w:t xml:space="preserve"> ???</w:t>
       </w:r>
-      <w:proofErr w:type="gramEnd"/>
     </w:p>
     <w:p>
       <w:r>
@@ -1468,16 +1496,11 @@
     </w:p>
     <w:p>
       <w:r>
-        <w:t>Борис</w:t>
-      </w:r>
-      <w:proofErr w:type="gramStart"/>
-      <w:r>
-        <w:t>:</w:t>
+        <w:t>Борис:</w:t>
       </w:r>
       <w:r>
         <w:t xml:space="preserve"> ???</w:t>
       </w:r>
-      <w:proofErr w:type="gramEnd"/>
     </w:p>
     <w:p>
       <w:r>
@@ -1963,13 +1986,8 @@
         <w:t xml:space="preserve"> (</w:t>
       </w:r>
       <w:proofErr w:type="spellStart"/>
-      <w:proofErr w:type="gramStart"/>
-      <w:r>
-        <w:t>Мем:Тагир</w:t>
-      </w:r>
-      <w:proofErr w:type="gramEnd"/>
-      <w:r>
-        <w:t>:</w:t>
+      <w:r>
+        <w:t>Мем:Тагир:</w:t>
       </w:r>
       <w:r>
         <w:t>Пузо</w:t>
@@ -2204,13 +2222,8 @@
         <w:t xml:space="preserve"> (</w:t>
       </w:r>
       <w:proofErr w:type="spellStart"/>
-      <w:proofErr w:type="gramStart"/>
-      <w:r>
-        <w:t>Мем:Другое</w:t>
-      </w:r>
-      <w:proofErr w:type="gramEnd"/>
-      <w:r>
-        <w:t>:Шариков</w:t>
+      <w:r>
+        <w:t>Мем:Другое:Шариков</w:t>
       </w:r>
       <w:proofErr w:type="spellEnd"/>
       <w:r>
@@ -2309,15 +2322,7 @@
         <w:t>Aga</w:t>
       </w:r>
       <w:r>
-        <w:t>" (</w:t>
-      </w:r>
-      <w:proofErr w:type="gramStart"/>
-      <w:r>
-        <w:t>Мем:Тагир</w:t>
-      </w:r>
-      <w:proofErr w:type="gramEnd"/>
-      <w:r>
-        <w:t>:</w:t>
+        <w:t>" (Мем:Тагир:</w:t>
       </w:r>
       <w:r>
         <w:t>7тв смайлы</w:t>
@@ -2366,13 +2371,8 @@
         </w:rPr>
         <w:t>oh</w:t>
       </w:r>
-      <w:proofErr w:type="gramStart"/>
-      <w:r>
-        <w:t>, )</w:t>
-      </w:r>
-      <w:proofErr w:type="gramEnd"/>
-      <w:r>
-        <w:t>) и т.д.</w:t>
+      <w:r>
+        <w:t>, )) и т.д.</w:t>
       </w:r>
       <w:r>
         <w:t xml:space="preserve"> </w:t>
@@ -2507,15 +2507,7 @@
       </w:r>
       <w:proofErr w:type="spellEnd"/>
       <w:r>
-        <w:t xml:space="preserve"> умирать не хочется </w:t>
-      </w:r>
-      <w:proofErr w:type="gramStart"/>
-      <w:r>
-        <w:t>вообще(</w:t>
-      </w:r>
-      <w:proofErr w:type="gramEnd"/>
-      <w:r>
-        <w:t>("</w:t>
+        <w:t xml:space="preserve"> умирать не хочется вообще(("</w:t>
       </w:r>
       <w:r>
         <w:t xml:space="preserve">. </w:t>
@@ -2575,13 +2567,8 @@
         <w:t xml:space="preserve"> (</w:t>
       </w:r>
       <w:proofErr w:type="spellStart"/>
-      <w:proofErr w:type="gramStart"/>
-      <w:r>
-        <w:t>Мем:Другое</w:t>
-      </w:r>
-      <w:proofErr w:type="gramEnd"/>
-      <w:r>
-        <w:t>:Ооо</w:t>
+      <w:r>
+        <w:t>Мем:Другое:Ооо</w:t>
       </w:r>
       <w:proofErr w:type="spellEnd"/>
       <w:r>
@@ -2597,13 +2584,8 @@
         <w:t>садится на велосипед (</w:t>
       </w:r>
       <w:proofErr w:type="spellStart"/>
-      <w:proofErr w:type="gramStart"/>
-      <w:r>
-        <w:t>Мем:Тагир</w:t>
-      </w:r>
-      <w:proofErr w:type="gramEnd"/>
-      <w:r>
-        <w:t>:Велосипед</w:t>
+      <w:r>
+        <w:t>Мем:Тагир:Велосипед</w:t>
       </w:r>
       <w:proofErr w:type="spellEnd"/>
       <w:r>
@@ -2713,13 +2695,8 @@
         <w:t xml:space="preserve"> (</w:t>
       </w:r>
       <w:proofErr w:type="spellStart"/>
-      <w:proofErr w:type="gramStart"/>
-      <w:r>
-        <w:t>Мем:Другое</w:t>
-      </w:r>
-      <w:proofErr w:type="gramEnd"/>
-      <w:r>
-        <w:t>:Ооо</w:t>
+      <w:r>
+        <w:t>Мем:Другое:Ооо</w:t>
       </w:r>
       <w:proofErr w:type="spellEnd"/>
       <w:r>
@@ -2847,13 +2824,8 @@
         <w:t xml:space="preserve"> (</w:t>
       </w:r>
       <w:proofErr w:type="spellStart"/>
-      <w:proofErr w:type="gramStart"/>
-      <w:r>
-        <w:t>Мем:Тагир</w:t>
-      </w:r>
-      <w:proofErr w:type="gramEnd"/>
-      <w:r>
-        <w:t>:Велосипед</w:t>
+      <w:r>
+        <w:t>Мем:Тагир:Велосипед</w:t>
       </w:r>
       <w:proofErr w:type="spellEnd"/>
       <w:r>
@@ -3023,13 +2995,8 @@
         <w:t xml:space="preserve"> (</w:t>
       </w:r>
       <w:proofErr w:type="spellStart"/>
-      <w:proofErr w:type="gramStart"/>
-      <w:r>
-        <w:t>Мем:Тагир</w:t>
-      </w:r>
-      <w:proofErr w:type="gramEnd"/>
-      <w:r>
-        <w:t>:Стримы</w:t>
+      <w:r>
+        <w:t>Мем:Тагир:Стримы</w:t>
       </w:r>
       <w:proofErr w:type="spellEnd"/>
       <w:r>
@@ -3076,13 +3043,8 @@
         <w:t xml:space="preserve"> говорят Тагиру, что он малолетний дебил (</w:t>
       </w:r>
       <w:proofErr w:type="spellStart"/>
-      <w:proofErr w:type="gramStart"/>
-      <w:r>
-        <w:t>Мем:Другое</w:t>
-      </w:r>
-      <w:proofErr w:type="gramEnd"/>
-      <w:r>
-        <w:t>:Малолетний</w:t>
+      <w:r>
+        <w:t>Мем:Другое:Малолетний</w:t>
       </w:r>
       <w:proofErr w:type="spellEnd"/>
       <w:r>
@@ -3166,13 +3128,8 @@
         <w:t xml:space="preserve"> надел Тагиру на голову трусы марки "Кельвин Кляйн" (</w:t>
       </w:r>
       <w:proofErr w:type="spellStart"/>
-      <w:proofErr w:type="gramStart"/>
-      <w:r>
-        <w:t>Мем:Тагир</w:t>
-      </w:r>
-      <w:proofErr w:type="gramEnd"/>
-      <w:r>
-        <w:t>:Кельвин</w:t>
+      <w:r>
+        <w:t>Мем:Тагир:Кельвин</w:t>
       </w:r>
       <w:proofErr w:type="spellEnd"/>
       <w:r>
@@ -3350,111 +3307,93 @@
       </w:r>
       <w:proofErr w:type="spellEnd"/>
       <w:r>
+        <w:t xml:space="preserve"> (Мем:Тагир:7тв смайлы)</w:t>
+      </w:r>
+      <w:r>
+        <w:t>.</w:t>
+      </w:r>
+      <w:r>
+        <w:t xml:space="preserve"> </w:t>
+      </w:r>
+    </w:p>
+    <w:p>
+      <w:r>
+        <w:t xml:space="preserve">Вдруг приходит </w:t>
+      </w:r>
+      <w:proofErr w:type="spellStart"/>
+      <w:r>
+        <w:t>Лейтер</w:t>
+      </w:r>
+      <w:proofErr w:type="spellEnd"/>
+      <w:r>
+        <w:t xml:space="preserve">, разгоняет учеников, а Тагиру говорит отправляться домой. </w:t>
+      </w:r>
+      <w:r>
+        <w:t xml:space="preserve">Тагир хочет отблагодарить учителя, но </w:t>
+      </w:r>
+      <w:proofErr w:type="spellStart"/>
+      <w:r>
+        <w:t>Лейтер</w:t>
+      </w:r>
+      <w:proofErr w:type="spellEnd"/>
+      <w:r>
+        <w:t xml:space="preserve"> говорит: "</w:t>
+      </w:r>
+      <w:r>
+        <w:t>Какие там еще милости? Мне хотелось бы лишь одного: чтобы ты не натворил какой-нибудь беды и меня в нее не впутал!</w:t>
+      </w:r>
+      <w:r>
+        <w:t xml:space="preserve"> </w:t>
+      </w:r>
+      <w:r>
+        <w:t>Я уверен в том, что в этих твоих странствованиях тебя ждет немало злоключений. Однако какую-бы беду ты ни натворил, я запрещаю тебе даже упоминать, что ты был моим учеником. И если только я узнаю, что ты хоть намекнул на это, я сдеру с тебя, обезьяна, шкуру и разрежу тебя на куски, а душу твою спущу в преисподнюю, где она и останется на веки-вечные, без всякой надежды на перевоплощение!</w:t>
+      </w:r>
+      <w:r>
+        <w:t>"</w:t>
+      </w:r>
+      <w:r>
+        <w:t>.</w:t>
+      </w:r>
+    </w:p>
+    <w:p>
+      <w:r>
+        <w:t>Тагир говорит: "Не беспокойтесь, друзей на стриме не смотрим!</w:t>
+      </w:r>
+      <w:r>
+        <w:t xml:space="preserve"> Скажу, что в википедии прочитал!</w:t>
+      </w:r>
+      <w:r>
+        <w:t>"</w:t>
+      </w:r>
+      <w:r>
         <w:t xml:space="preserve"> (</w:t>
       </w:r>
-      <w:proofErr w:type="gramStart"/>
-      <w:r>
-        <w:t>Мем:Тагир</w:t>
-      </w:r>
-      <w:proofErr w:type="gramEnd"/>
-      <w:r>
-        <w:t>:7тв смайлы)</w:t>
-      </w:r>
-      <w:r>
-        <w:t>.</w:t>
-      </w:r>
-      <w:r>
-        <w:t xml:space="preserve"> </w:t>
-      </w:r>
-    </w:p>
-    <w:p>
-      <w:r>
-        <w:t xml:space="preserve">Вдруг приходит </w:t>
-      </w:r>
-      <w:proofErr w:type="spellStart"/>
-      <w:r>
-        <w:t>Лейтер</w:t>
-      </w:r>
-      <w:proofErr w:type="spellEnd"/>
-      <w:r>
-        <w:t xml:space="preserve">, разгоняет учеников, а Тагиру говорит отправляться домой. </w:t>
-      </w:r>
-      <w:r>
-        <w:t xml:space="preserve">Тагир хочет отблагодарить учителя, но </w:t>
-      </w:r>
-      <w:proofErr w:type="spellStart"/>
-      <w:r>
-        <w:t>Лейтер</w:t>
-      </w:r>
-      <w:proofErr w:type="spellEnd"/>
-      <w:r>
-        <w:t xml:space="preserve"> говорит: "</w:t>
-      </w:r>
-      <w:r>
-        <w:t>Какие там еще милости? Мне хотелось бы лишь одного: чтобы ты не натворил какой-нибудь беды и меня в нее не впутал!</w:t>
-      </w:r>
-      <w:r>
-        <w:t xml:space="preserve"> </w:t>
-      </w:r>
-      <w:r>
-        <w:t>Я уверен в том, что в этих твоих странствованиях тебя ждет немало злоключений. Однако какую-бы беду ты ни натворил, я запрещаю тебе даже упоминать, что ты был моим учеником. И если только я узнаю, что ты хоть намекнул на это, я сдеру с тебя, обезьяна, шкуру и разрежу тебя на куски, а душу твою спущу в преисподнюю, где она и останется на веки-вечные, без всякой надежды на перевоплощение!</w:t>
-      </w:r>
-      <w:r>
-        <w:t>"</w:t>
-      </w:r>
-      <w:r>
-        <w:t>.</w:t>
-      </w:r>
-    </w:p>
-    <w:p>
-      <w:r>
-        <w:t>Тагир говорит: "Не беспокойтесь, друзей на стриме не смотрим!</w:t>
-      </w:r>
-      <w:r>
-        <w:t xml:space="preserve"> Скажу, что в википедии прочитал!</w:t>
-      </w:r>
-      <w:r>
-        <w:t>"</w:t>
+      <w:proofErr w:type="spellStart"/>
+      <w:r>
+        <w:t>Мем:Тагир:Пересказ</w:t>
+      </w:r>
+      <w:proofErr w:type="spellEnd"/>
+      <w:r>
+        <w:t xml:space="preserve"> википедии)</w:t>
+      </w:r>
+      <w:r>
+        <w:t xml:space="preserve">. </w:t>
+      </w:r>
+      <w:r>
+        <w:t xml:space="preserve">Встав на </w:t>
+      </w:r>
+      <w:r>
+        <w:t xml:space="preserve">облачный </w:t>
+      </w:r>
+      <w:r>
+        <w:t>велосипед без седла и педалей</w:t>
       </w:r>
       <w:r>
         <w:t xml:space="preserve"> (</w:t>
       </w:r>
       <w:proofErr w:type="spellStart"/>
-      <w:proofErr w:type="gramStart"/>
-      <w:r>
-        <w:t>Мем:Тагир</w:t>
-      </w:r>
-      <w:proofErr w:type="gramEnd"/>
-      <w:r>
-        <w:t>:Пересказ</w:t>
-      </w:r>
-      <w:proofErr w:type="spellEnd"/>
-      <w:r>
-        <w:t xml:space="preserve"> википедии)</w:t>
-      </w:r>
-      <w:r>
-        <w:t xml:space="preserve">. </w:t>
-      </w:r>
-      <w:r>
-        <w:t xml:space="preserve">Встав на </w:t>
-      </w:r>
-      <w:r>
-        <w:t xml:space="preserve">облачный </w:t>
-      </w:r>
-      <w:r>
-        <w:t>велосипед без седла и педалей</w:t>
-      </w:r>
-      <w:r>
-        <w:t xml:space="preserve"> (</w:t>
-      </w:r>
-      <w:proofErr w:type="spellStart"/>
-      <w:proofErr w:type="gramStart"/>
-      <w:r>
-        <w:t>Мем:Тагир</w:t>
-      </w:r>
-      <w:proofErr w:type="gramEnd"/>
-      <w:r>
-        <w:t>:Велосипед</w:t>
+      <w:r>
+        <w:t>Мем:Тагир:Велосипед</w:t>
       </w:r>
       <w:proofErr w:type="spellEnd"/>
       <w:r>
@@ -3597,15 +3536,7 @@
         <w:t xml:space="preserve">ди могут подумать, что воевать ты готовишься с ними, после чего снесут тебе лицо. </w:t>
       </w:r>
       <w:r>
-        <w:t xml:space="preserve">Это встревожило </w:t>
-      </w:r>
-      <w:proofErr w:type="gramStart"/>
-      <w:r>
-        <w:t>Тагира</w:t>
-      </w:r>
-      <w:proofErr w:type="gramEnd"/>
-      <w:r>
-        <w:t xml:space="preserve"> и он отправился в </w:t>
+        <w:t xml:space="preserve">Это встревожило Тагира и он отправился в </w:t>
       </w:r>
       <w:r>
         <w:t>Стерлитамак</w:t>
@@ -3629,13 +3560,8 @@
         <w:t xml:space="preserve"> (</w:t>
       </w:r>
       <w:proofErr w:type="spellStart"/>
-      <w:proofErr w:type="gramStart"/>
-      <w:r>
-        <w:t>Мем:Тагир</w:t>
-      </w:r>
-      <w:proofErr w:type="gramEnd"/>
-      <w:r>
-        <w:t>:Бармен</w:t>
+      <w:r>
+        <w:t>Мем:Тагир:Бармен</w:t>
       </w:r>
       <w:proofErr w:type="spellEnd"/>
       <w:r>
@@ -3674,13 +3600,8 @@
         <w:t xml:space="preserve"> (</w:t>
       </w:r>
       <w:proofErr w:type="spellStart"/>
-      <w:proofErr w:type="gramStart"/>
-      <w:r>
-        <w:t>Мем:Тагир</w:t>
-      </w:r>
-      <w:proofErr w:type="gramEnd"/>
-      <w:r>
-        <w:t>:Велосипед</w:t>
+      <w:r>
+        <w:t>Мем:Тагир:Велосипед</w:t>
       </w:r>
       <w:proofErr w:type="spellEnd"/>
       <w:r>
@@ -3808,13 +3729,8 @@
       <w:r>
         <w:t>, думает, что никто ее не видел</w:t>
       </w:r>
-      <w:proofErr w:type="gramStart"/>
-      <w:r>
-        <w:t>… Посмотрел</w:t>
-      </w:r>
-      <w:proofErr w:type="gramEnd"/>
-      <w:r>
-        <w:t xml:space="preserve"> на нее Тагир, и пошел искать себе… </w:t>
+      <w:r>
+        <w:t xml:space="preserve">… Посмотрел на нее Тагир, и пошел искать себе… </w:t>
       </w:r>
       <w:r>
         <w:rPr>
@@ -3868,13 +3784,8 @@
         <w:t xml:space="preserve"> (</w:t>
       </w:r>
       <w:proofErr w:type="spellStart"/>
-      <w:proofErr w:type="gramStart"/>
-      <w:r>
-        <w:t>Мем:Тагир</w:t>
-      </w:r>
-      <w:proofErr w:type="gramEnd"/>
-      <w:r>
-        <w:t>:Нашел</w:t>
+      <w:r>
+        <w:t>Мем:Тагир:Нашел</w:t>
       </w:r>
       <w:proofErr w:type="spellEnd"/>
       <w:r>
@@ -3946,13 +3857,8 @@
       </w:r>
       <w:r>
         <w:lastRenderedPageBreak/>
-        <w:t xml:space="preserve">Жизни и </w:t>
-      </w:r>
-      <w:proofErr w:type="gramStart"/>
-      <w:r>
-        <w:t>Смерти</w:t>
-      </w:r>
-      <w:proofErr w:type="gramEnd"/>
+        <w:t>Жизни и Смерти</w:t>
+      </w:r>
       <w:r>
         <w:t xml:space="preserve"> и</w:t>
       </w:r>
@@ -3992,35 +3898,265 @@
       <w:bookmarkEnd w:id="7"/>
     </w:p>
     <w:p>
-      <w:proofErr w:type="spellStart"/>
-      <w:r>
-        <w:t>Ы</w:t>
-      </w:r>
-      <w:r>
-        <w:t>ыы</w:t>
-      </w:r>
-      <w:r>
-        <w:t>ы</w:t>
-      </w:r>
-      <w:proofErr w:type="spellEnd"/>
-    </w:p>
-    <w:p>
-      <w:r>
-        <w:t xml:space="preserve">Должность </w:t>
-      </w:r>
-      <w:proofErr w:type="spellStart"/>
-      <w:r>
-        <w:t>говночерпия</w:t>
-      </w:r>
-      <w:proofErr w:type="spellEnd"/>
-    </w:p>
-    <w:p>
-      <w:r>
-        <w:t>Человек-фрик равный небу</w:t>
+      <w:pPr>
+        <w:pStyle w:val="21"/>
+      </w:pPr>
+      <w:r>
+        <w:t>– Это я – Сунь У-кун, – подал голос Царь обезьян, склонившись, наконец, перед императором.</w:t>
+      </w:r>
+    </w:p>
+    <w:p>
+      <w:pPr>
+        <w:pStyle w:val="21"/>
+      </w:pPr>
+      <w:r>
+        <w:t>– Что за невежественная обезьяна! – побледнев от негодования, возмущенно заговорили присутствовавшие на приеме сановники. – Как осмелилась она не воздать императору должных почестей, а ответить просто: «Это я – Сунь У-кун». Да за такой поступок она достойна смерти!</w:t>
+      </w:r>
+    </w:p>
+    <w:p>
+      <w:pPr>
+        <w:pStyle w:val="21"/>
+      </w:pPr>
+      <w:r>
+        <w:t>– Этот Сунь У-кун – земной бессмертный, – соизволил заметить император. – К тому же он недавно приобрел человеческий облик. Не удивительно, что он не знает правил придворного этикета, и на этот раз мы должны отнестись к нему снисходительно.</w:t>
+      </w:r>
+    </w:p>
+    <w:p>
+      <w:r>
+        <w:t xml:space="preserve">Тагир заходит к Нефритовому Логвинову </w:t>
+      </w:r>
+      <w:r>
+        <w:t xml:space="preserve">и говорит: "Здарова!". Все в зале в шоке. </w:t>
+      </w:r>
+      <w:r>
+        <w:t xml:space="preserve">Логвинов говорит: "Дерзости тебе не занимать, ты не настолько бессмертный, </w:t>
+      </w:r>
+      <w:r>
+        <w:t>давайте-ка</w:t>
+      </w:r>
+      <w:r>
+        <w:t xml:space="preserve"> подберем ему должность!"</w:t>
+      </w:r>
+      <w:r>
+        <w:t xml:space="preserve">. </w:t>
+      </w:r>
+      <w:proofErr w:type="spellStart"/>
+      <w:r>
+        <w:t>Ноунейм</w:t>
+      </w:r>
+      <w:proofErr w:type="spellEnd"/>
+      <w:r>
+        <w:t xml:space="preserve"> придворный: "</w:t>
+      </w:r>
+      <w:r>
+        <w:t>Нынче нет у нас в дворце</w:t>
+      </w:r>
+      <w:r>
+        <w:t xml:space="preserve"> </w:t>
+      </w:r>
+      <w:r>
+        <w:t>Должности свободной</w:t>
+      </w:r>
+      <w:r>
+        <w:t xml:space="preserve">! </w:t>
+      </w:r>
+      <w:r>
+        <w:t>Лишь в конюшне дофига</w:t>
+      </w:r>
+      <w:r>
+        <w:t xml:space="preserve"> </w:t>
+      </w:r>
+      <w:r>
+        <w:t xml:space="preserve">Работы </w:t>
+      </w:r>
+      <w:proofErr w:type="spellStart"/>
+      <w:r>
+        <w:t>фрикоугодной</w:t>
+      </w:r>
+      <w:proofErr w:type="spellEnd"/>
+      <w:r>
+        <w:t>!"</w:t>
+      </w:r>
+      <w:r>
+        <w:t>.</w:t>
+      </w:r>
+      <w:r>
+        <w:br/>
+        <w:t>Логвинов говорит: "</w:t>
+      </w:r>
+      <w:r>
+        <w:t xml:space="preserve">Сим назначаю тебя конюшенным </w:t>
+      </w:r>
+      <w:proofErr w:type="spellStart"/>
+      <w:r>
+        <w:t>говночерпием</w:t>
+      </w:r>
+      <w:proofErr w:type="spellEnd"/>
+      <w:r>
+        <w:t>!</w:t>
+      </w:r>
+      <w:r>
+        <w:t>"</w:t>
+      </w:r>
+      <w:r>
+        <w:t>.</w:t>
+      </w:r>
+      <w:r>
+        <w:t xml:space="preserve"> Все </w:t>
+      </w:r>
+      <w:r>
+        <w:t>аплодируют</w:t>
+      </w:r>
+      <w:r>
+        <w:t>.</w:t>
+      </w:r>
+    </w:p>
+    <w:p>
+      <w:pPr>
+        <w:pStyle w:val="21"/>
+      </w:pPr>
+      <w:r>
+        <w:t>День и ночь все они ухаживали за лошадьми, кормили их, и ни у кого не оставалось времени даже поспать. Кони подобрались капризные и беспокойные. День еще проходил сносно, но вот ночью они доставляли всем конюхам много хлопот. Надо было поднять и накормить лошадей, которые уже улеглись спать, или же идти и ловить тех, что убежали.</w:t>
+      </w:r>
+    </w:p>
+    <w:p>
+      <w:r>
+        <w:t>Тагир работает в конюшне, чистит говно и сражается с каловыми монстрами.</w:t>
+      </w:r>
+    </w:p>
+    <w:p>
+      <w:pPr>
+        <w:pStyle w:val="21"/>
+      </w:pPr>
+      <w:r>
+        <w:t>В разгар веселья Царь обезьян вдруг отставил свой бокал.</w:t>
+      </w:r>
+      <w:r>
+        <w:br/>
+      </w:r>
+      <w:r>
+        <w:t xml:space="preserve">– Что за звание </w:t>
+      </w:r>
+      <w:proofErr w:type="spellStart"/>
+      <w:r>
+        <w:t>бимавэнь</w:t>
+      </w:r>
+      <w:proofErr w:type="spellEnd"/>
+      <w:r>
+        <w:t>? – поинтересовался он.</w:t>
+      </w:r>
+      <w:r>
+        <w:br/>
+      </w:r>
+      <w:r>
+        <w:t>– Это просто название твоей официальной должности, – отвечали ему.</w:t>
+      </w:r>
+      <w:r>
+        <w:br/>
+      </w:r>
+      <w:r>
+        <w:t>– А к какому рангу относится эта должность? – снова спросил У-кун.</w:t>
+      </w:r>
+      <w:r>
+        <w:br/>
+      </w:r>
+      <w:r>
+        <w:t>– Да ни к какому.</w:t>
+      </w:r>
+      <w:r>
+        <w:br/>
+      </w:r>
+      <w:r>
+        <w:t>– Выходит, должность эта настолько высока, что не относится ни к одному из разрядов?</w:t>
+      </w:r>
+      <w:r>
+        <w:br/>
+      </w:r>
+      <w:r>
+        <w:t>– Да нет, это совсем маленькая должность, она даже так и числится «без ранга».</w:t>
+      </w:r>
+      <w:r>
+        <w:br/>
+      </w:r>
+      <w:r>
+        <w:t>– Как это так «без ранга»? – продолжал допытываться Сунь У-кун.</w:t>
+      </w:r>
+      <w:r>
+        <w:br/>
+      </w:r>
+      <w:r>
+        <w:t xml:space="preserve">– Это самая последняя должность. На такие должности, как ваша, назначается тот, кто не зачислен ни в один из служебных рангов. Назначенные на должность </w:t>
+      </w:r>
+      <w:proofErr w:type="spellStart"/>
+      <w:r>
+        <w:t>бимавэнь</w:t>
+      </w:r>
+      <w:proofErr w:type="spellEnd"/>
+      <w:r>
+        <w:t xml:space="preserve"> должны присматривать за конями. Если они делают это добросовестно, может быть, их и похвалят иногда. Если же кони станут хиреть, то за это может и достаться. А когда с ними что-нибудь случится, нечего и говорить – накажут без всякого снисхождения.</w:t>
+      </w:r>
+    </w:p>
+    <w:p>
+      <w:r>
+        <w:lastRenderedPageBreak/>
+        <w:t xml:space="preserve">Тагиру рассказывают, что </w:t>
+      </w:r>
+      <w:proofErr w:type="spellStart"/>
+      <w:r>
+        <w:t>говночерпий</w:t>
+      </w:r>
+      <w:proofErr w:type="spellEnd"/>
+      <w:r>
+        <w:t xml:space="preserve"> = </w:t>
+      </w:r>
+      <w:proofErr w:type="spellStart"/>
+      <w:r>
+        <w:t>попущенец</w:t>
+      </w:r>
+      <w:proofErr w:type="spellEnd"/>
+      <w:r>
+        <w:t>, он расстраивается и возвращается к други</w:t>
+      </w:r>
+      <w:r>
+        <w:t>м</w:t>
+      </w:r>
+      <w:r>
+        <w:t xml:space="preserve"> обезьянам.</w:t>
       </w:r>
     </w:p>
     <w:p/>
     <w:p/>
+    <w:p/>
+    <w:p>
+      <w:proofErr w:type="spellStart"/>
+      <w:r>
+        <w:t>Ы</w:t>
+      </w:r>
+      <w:r>
+        <w:t>ыы</w:t>
+      </w:r>
+      <w:r>
+        <w:t>ы</w:t>
+      </w:r>
+      <w:proofErr w:type="spellEnd"/>
+    </w:p>
+    <w:p>
+      <w:r>
+        <w:t xml:space="preserve">Должность </w:t>
+      </w:r>
+      <w:proofErr w:type="spellStart"/>
+      <w:r>
+        <w:t>говночерпия</w:t>
+      </w:r>
+      <w:proofErr w:type="spellEnd"/>
+    </w:p>
+    <w:p>
+      <w:r>
+        <w:t>Человек-фрик равный небу</w:t>
+      </w:r>
+    </w:p>
+    <w:p/>
+    <w:p/>
     <w:p>
       <w:r>
         <w:t xml:space="preserve"> </w:t>
@@ -4219,15 +4355,7 @@
       </w:r>
       <w:proofErr w:type="spellEnd"/>
       <w:r>
-        <w:t xml:space="preserve"> (ТУДУ</w:t>
-      </w:r>
-      <w:proofErr w:type="gramStart"/>
-      <w:r>
-        <w:t>: Уточнить</w:t>
-      </w:r>
-      <w:proofErr w:type="gramEnd"/>
-      <w:r>
-        <w:t xml:space="preserve">, что там ему еще нравится)) и регулярно говорит, что он не </w:t>
+        <w:t xml:space="preserve"> (ТУДУ: Уточнить, что там ему еще нравится)) и регулярно говорит, что он не </w:t>
       </w:r>
       <w:proofErr w:type="spellStart"/>
       <w:r>

--- a/GameDesignDocument/GravelToJapan-GDD-v1.docx
+++ b/GameDesignDocument/GravelToJapan-GDD-v1.docx
@@ -10,7 +10,6 @@
           <w:bCs/>
           <w:sz w:val="48"/>
           <w:szCs w:val="48"/>
-          <w:lang w:val="en-US"/>
         </w:rPr>
       </w:pPr>
       <w:r>
@@ -811,6 +810,14 @@
     </w:p>
     <w:p>
       <w:r>
+        <w:t>1</w:t>
+      </w:r>
+      <w:r>
+        <w:t>2.03.2025 - ???</w:t>
+      </w:r>
+    </w:p>
+    <w:p>
+      <w:r>
         <w:t>Основная идея: "Путешествие на Запад", разбавленное лором Тагира, друзьями и шуточками</w:t>
       </w:r>
     </w:p>
@@ -1504,6 +1511,7 @@
     </w:p>
     <w:p>
       <w:r>
+        <w:lastRenderedPageBreak/>
         <w:t>Разик:</w:t>
       </w:r>
     </w:p>
@@ -1516,7 +1524,6 @@
         </w:numPr>
       </w:pPr>
       <w:r>
-        <w:lastRenderedPageBreak/>
         <w:t>Круглый</w:t>
       </w:r>
     </w:p>
@@ -1916,274 +1923,278 @@
     </w:p>
     <w:p>
       <w:r>
+        <w:lastRenderedPageBreak/>
         <w:t>ТОДО: Стишок надо немного адаптировать.</w:t>
       </w:r>
     </w:p>
     <w:p>
       <w:r>
+        <w:t>Камера потихоньку спускается из космоса через облака к земле.</w:t>
+      </w:r>
+    </w:p>
+    <w:p>
+      <w:pPr>
+        <w:pStyle w:val="21"/>
+      </w:pPr>
+      <w:r>
+        <w:t>"</w:t>
+      </w:r>
+      <w:r>
+        <w:t>На вершине Горы цветов и плодов стоял волшебный камень … Вокруг этого камня не росли деревья … однако там зеленела душистая трава и цвели чудесные цветы чжи-лань, приносящие долголетие. Прошло много времени, и вот небо и благоухания земли, животворная энергия солнечных лучей и сияние луны словно вдохнули жизнь в скалу, и она зачала чудесный плод. Однажды скала эта раскололась и произвела на свет каменное яйцо величиной с мяч. Под действием ветра это яйцо постепенно развивалось и наконец превратилось в каменную обезьяну, наделенную всеми пятью органами чувств и четырьмя конечностями. Обезьяна сразу же выучилась карабкаться и бегать.</w:t>
+      </w:r>
+      <w:r>
+        <w:t>"</w:t>
+      </w:r>
+    </w:p>
+    <w:p>
+      <w:r>
+        <w:t>Н</w:t>
+      </w:r>
+      <w:r>
+        <w:t>а</w:t>
+      </w:r>
+      <w:r>
+        <w:t xml:space="preserve"> горе</w:t>
+      </w:r>
+      <w:r>
+        <w:t xml:space="preserve"> с табличкой "Уфа"</w:t>
+      </w:r>
+      <w:r>
+        <w:t xml:space="preserve"> стоит камень</w:t>
+      </w:r>
+      <w:r>
+        <w:t xml:space="preserve">. Постепенно в нем зарождается жизнь. </w:t>
+      </w:r>
+      <w:r>
+        <w:t xml:space="preserve">Камень начинает трястись. </w:t>
+      </w:r>
+      <w:r>
+        <w:t>Части камня отваливаются, постепенно из камня образовывается</w:t>
+      </w:r>
+      <w:r>
+        <w:t xml:space="preserve"> накачанная</w:t>
+      </w:r>
+      <w:r>
+        <w:t xml:space="preserve"> фигура</w:t>
+      </w:r>
+      <w:r>
+        <w:t xml:space="preserve"> без лица. </w:t>
+      </w:r>
+      <w:r>
+        <w:t xml:space="preserve">В какой-то момент камень </w:t>
+      </w:r>
+      <w:r>
+        <w:t>трескается и разваливается на несколько частей и из него вылупляется пузатая обезьяна с лицом Тагира.</w:t>
+      </w:r>
+      <w:r>
+        <w:t xml:space="preserve"> Пузо поет даме-даме</w:t>
+      </w:r>
+      <w:r>
+        <w:t xml:space="preserve"> (</w:t>
+      </w:r>
+      <w:proofErr w:type="spellStart"/>
+      <w:r>
+        <w:t>Мем:Тагир:</w:t>
+      </w:r>
+      <w:r>
+        <w:t>Пузо</w:t>
+      </w:r>
+      <w:proofErr w:type="spellEnd"/>
+      <w:r>
+        <w:t xml:space="preserve"> даме-даме</w:t>
+      </w:r>
+      <w:r>
+        <w:t>)</w:t>
+      </w:r>
+      <w:r>
+        <w:t>.</w:t>
+      </w:r>
+    </w:p>
+    <w:p>
+      <w:pPr>
+        <w:pStyle w:val="21"/>
+      </w:pPr>
+      <w:r>
+        <w:t>"</w:t>
+      </w:r>
+      <w:r>
+        <w:t>Нефритовый император … милостиво промолвил: Создания, живущие там, внизу, появились в результате взаимодействия животворной силы неба и земли, и поэтому подобное событие не может вызывать удивления.</w:t>
+      </w:r>
+      <w:r>
+        <w:t>"</w:t>
+      </w:r>
+    </w:p>
+    <w:p>
+      <w:r>
+        <w:t>С неба все время смотрит Нефритовый Император</w:t>
+      </w:r>
+      <w:r>
+        <w:t xml:space="preserve"> Логвинов</w:t>
+      </w:r>
+      <w:r>
+        <w:t>. После вылупления он</w:t>
+      </w:r>
+      <w:r>
+        <w:t xml:space="preserve"> пожимает плечами</w:t>
+      </w:r>
+      <w:r>
+        <w:t xml:space="preserve"> говорит: "Вот он, </w:t>
+      </w:r>
+      <w:r>
+        <w:t xml:space="preserve">результат </w:t>
+      </w:r>
+      <w:r>
+        <w:t>взаимодействия животворной силы неба и земли</w:t>
+      </w:r>
+      <w:r>
+        <w:t>. Ну бывает." И пожимает плечами.</w:t>
+      </w:r>
+    </w:p>
+    <w:p>
+      <w:pPr>
+        <w:pStyle w:val="21"/>
+      </w:pPr>
+      <w:r>
+        <w:t>Между тем, обезьяна, живя в горах, научилась ходить, бегать и скакать. Она питалась травой и растениями, утоляла жажду из ручьев и источников, собирала горные цветы и отыскивала на деревьях плоды.</w:t>
+      </w:r>
+    </w:p>
+    <w:p>
+      <w:pPr>
+        <w:pStyle w:val="21"/>
+      </w:pPr>
+      <w:r>
+        <w:t>Взбирались они на деревья,</w:t>
+      </w:r>
+      <w:r>
+        <w:br/>
+      </w:r>
+      <w:r>
+        <w:t>В игре проводили все дни,</w:t>
+      </w:r>
+      <w:r>
+        <w:br/>
+      </w:r>
+      <w:r>
+        <w:t>Но Будду они почитали,</w:t>
+      </w:r>
+      <w:r>
+        <w:br/>
+      </w:r>
+      <w:r>
+        <w:t>И кланялись небу они.</w:t>
+      </w:r>
+    </w:p>
+    <w:p>
+      <w:pPr>
+        <w:pStyle w:val="21"/>
+      </w:pPr>
+      <w:r>
+        <w:t>Карабкались резво по веткам,</w:t>
+      </w:r>
+      <w:r>
+        <w:br/>
+      </w:r>
+      <w:r>
+        <w:t>И в ямы бросались стремглав,</w:t>
+      </w:r>
+      <w:r>
+        <w:br/>
+      </w:r>
+      <w:r>
+        <w:t>Песчаные строили башни</w:t>
+      </w:r>
+      <w:r>
+        <w:br/>
+      </w:r>
+      <w:r>
+        <w:t>И туфли сплетали из трав.</w:t>
+      </w:r>
+    </w:p>
+    <w:p>
+      <w:pPr>
+        <w:pStyle w:val="21"/>
+      </w:pPr>
+      <w:r>
+        <w:t>Искали плодов они вкусных,</w:t>
+      </w:r>
+      <w:r>
+        <w:br/>
+      </w:r>
+      <w:r>
+        <w:t>Красивых цветов для венка,</w:t>
+      </w:r>
+      <w:r>
+        <w:br/>
+      </w:r>
+      <w:r>
+        <w:t>Купались они и плескались</w:t>
+      </w:r>
+      <w:r>
+        <w:br/>
+      </w:r>
+      <w:r>
+        <w:t>В прозрачной воде родника;</w:t>
+      </w:r>
+    </w:p>
+    <w:p>
+      <w:pPr>
+        <w:pStyle w:val="21"/>
+      </w:pPr>
+      <w:r>
+        <w:t>Чесались, ища насекомых,</w:t>
+      </w:r>
+      <w:r>
+        <w:br/>
+      </w:r>
+      <w:r>
+        <w:t>И блох выгрызали в шерсти,</w:t>
+      </w:r>
+      <w:r>
+        <w:br/>
+      </w:r>
+      <w:r>
+        <w:t>Толпились, теснились, толкались,</w:t>
+      </w:r>
+      <w:r>
+        <w:br/>
+      </w:r>
+      <w:r>
+        <w:t>Другим не давая пройти.</w:t>
+      </w:r>
+    </w:p>
+    <w:p>
+      <w:r>
+        <w:t xml:space="preserve">Тагир с безымянными </w:t>
+      </w:r>
+      <w:r>
+        <w:t xml:space="preserve">обезьянами </w:t>
+      </w:r>
+      <w:r>
+        <w:t>собирает фрукты, чтобы поесть, сплетает венок и тапки из цветов, чтобы дойти к ручью</w:t>
+      </w:r>
+      <w:r>
+        <w:t xml:space="preserve"> и</w:t>
+      </w:r>
+      <w:r>
+        <w:t xml:space="preserve"> попить.</w:t>
+      </w:r>
+      <w:r>
+        <w:t xml:space="preserve"> После этого все уходят вверх по течению.</w:t>
+      </w:r>
+    </w:p>
+    <w:p>
+      <w:pPr>
+        <w:pStyle w:val="21"/>
+      </w:pPr>
+      <w:r>
+        <w:t>О</w:t>
+      </w:r>
+      <w:r>
+        <w:t xml:space="preserve">ни с веселым шумом гурьбой стали карабкаться в гору, к тому месту, откуда начинался поток. И здесь они увидели водопад. "Если бы среди нас нашелся кто-нибудь, кто решился бы </w:t>
+      </w:r>
+      <w:r>
         <w:lastRenderedPageBreak/>
-        <w:t>Камера потихоньку спускается из космоса через облака к земле.</w:t>
-      </w:r>
-    </w:p>
-    <w:p>
-      <w:pPr>
-        <w:pStyle w:val="21"/>
-      </w:pPr>
-      <w:r>
-        <w:t>"</w:t>
-      </w:r>
-      <w:r>
-        <w:t>На вершине Горы цветов и плодов стоял волшебный камень … Вокруг этого камня не росли деревья … однако там зеленела душистая трава и цвели чудесные цветы чжи-лань, приносящие долголетие. Прошло много времени, и вот небо и благоухания земли, животворная энергия солнечных лучей и сияние луны словно вдохнули жизнь в скалу, и она зачала чудесный плод. Однажды скала эта раскололась и произвела на свет каменное яйцо величиной с мяч. Под действием ветра это яйцо постепенно развивалось и наконец превратилось в каменную обезьяну, наделенную всеми пятью органами чувств и четырьмя конечностями. Обезьяна сразу же выучилась карабкаться и бегать.</w:t>
-      </w:r>
-      <w:r>
-        <w:t>"</w:t>
-      </w:r>
-    </w:p>
-    <w:p>
-      <w:r>
-        <w:t>Н</w:t>
-      </w:r>
-      <w:r>
-        <w:t>а</w:t>
-      </w:r>
-      <w:r>
-        <w:t xml:space="preserve"> горе</w:t>
-      </w:r>
-      <w:r>
-        <w:t xml:space="preserve"> с табличкой "Уфа"</w:t>
-      </w:r>
-      <w:r>
-        <w:t xml:space="preserve"> стоит камень</w:t>
-      </w:r>
-      <w:r>
-        <w:t xml:space="preserve">. Постепенно в нем зарождается жизнь. </w:t>
-      </w:r>
-      <w:r>
-        <w:t xml:space="preserve">Камень начинает трястись. </w:t>
-      </w:r>
-      <w:r>
-        <w:t>Части камня отваливаются, постепенно из камня образовывается</w:t>
-      </w:r>
-      <w:r>
-        <w:t xml:space="preserve"> накачанная</w:t>
-      </w:r>
-      <w:r>
-        <w:t xml:space="preserve"> фигура</w:t>
-      </w:r>
-      <w:r>
-        <w:t xml:space="preserve"> без лица. </w:t>
-      </w:r>
-      <w:r>
-        <w:t xml:space="preserve">В какой-то момент камень </w:t>
-      </w:r>
-      <w:r>
-        <w:t>трескается и разваливается на несколько частей и из него вылупляется пузатая обезьяна с лицом Тагира.</w:t>
-      </w:r>
-      <w:r>
-        <w:t xml:space="preserve"> Пузо поет даме-даме</w:t>
-      </w:r>
-      <w:r>
-        <w:t xml:space="preserve"> (</w:t>
-      </w:r>
-      <w:proofErr w:type="spellStart"/>
-      <w:r>
-        <w:t>Мем:Тагир:</w:t>
-      </w:r>
-      <w:r>
-        <w:t>Пузо</w:t>
-      </w:r>
-      <w:proofErr w:type="spellEnd"/>
-      <w:r>
-        <w:t xml:space="preserve"> даме-даме</w:t>
-      </w:r>
-      <w:r>
-        <w:t>)</w:t>
-      </w:r>
-      <w:r>
-        <w:t>.</w:t>
-      </w:r>
-    </w:p>
-    <w:p>
-      <w:pPr>
-        <w:pStyle w:val="21"/>
-      </w:pPr>
-      <w:r>
-        <w:t>"</w:t>
-      </w:r>
-      <w:r>
-        <w:t>Нефритовый император … милостиво промолвил: Создания, живущие там, внизу, появились в результате взаимодействия животворной силы неба и земли, и поэтому подобное событие не может вызывать удивления.</w:t>
-      </w:r>
-      <w:r>
-        <w:t>"</w:t>
-      </w:r>
-    </w:p>
-    <w:p>
-      <w:r>
-        <w:t>С неба все время смотрит Нефритовый Император</w:t>
-      </w:r>
-      <w:r>
-        <w:t xml:space="preserve"> Логвинов</w:t>
-      </w:r>
-      <w:r>
-        <w:t>. После вылупления он</w:t>
-      </w:r>
-      <w:r>
-        <w:t xml:space="preserve"> пожимает плечами</w:t>
-      </w:r>
-      <w:r>
-        <w:t xml:space="preserve"> говорит: "Вот он, </w:t>
-      </w:r>
-      <w:r>
-        <w:t xml:space="preserve">результат </w:t>
-      </w:r>
-      <w:r>
-        <w:t>взаимодействия животворной силы неба и земли</w:t>
-      </w:r>
-      <w:r>
-        <w:t>. Ну бывает." И пожимает плечами.</w:t>
-      </w:r>
-    </w:p>
-    <w:p>
-      <w:pPr>
-        <w:pStyle w:val="21"/>
-      </w:pPr>
-      <w:r>
-        <w:t>Между тем, обезьяна, живя в горах, научилась ходить, бегать и скакать. Она питалась травой и растениями, утоляла жажду из ручьев и источников, собирала горные цветы и отыскивала на деревьях плоды.</w:t>
-      </w:r>
-    </w:p>
-    <w:p>
-      <w:pPr>
-        <w:pStyle w:val="21"/>
-      </w:pPr>
-      <w:r>
-        <w:t>Взбирались они на деревья,</w:t>
-      </w:r>
-      <w:r>
-        <w:br/>
-      </w:r>
-      <w:r>
-        <w:t>В игре проводили все дни,</w:t>
-      </w:r>
-      <w:r>
-        <w:br/>
-      </w:r>
-      <w:r>
-        <w:t>Но Будду они почитали,</w:t>
-      </w:r>
-      <w:r>
-        <w:br/>
-      </w:r>
-      <w:r>
-        <w:t>И кланялись небу они.</w:t>
-      </w:r>
-    </w:p>
-    <w:p>
-      <w:pPr>
-        <w:pStyle w:val="21"/>
-      </w:pPr>
-      <w:r>
-        <w:t>Карабкались резво по веткам,</w:t>
-      </w:r>
-      <w:r>
-        <w:br/>
-      </w:r>
-      <w:r>
-        <w:t>И в ямы бросались стремглав,</w:t>
-      </w:r>
-      <w:r>
-        <w:br/>
-      </w:r>
-      <w:r>
-        <w:t>Песчаные строили башни</w:t>
-      </w:r>
-      <w:r>
-        <w:br/>
-      </w:r>
-      <w:r>
-        <w:t>И туфли сплетали из трав.</w:t>
-      </w:r>
-    </w:p>
-    <w:p>
-      <w:pPr>
-        <w:pStyle w:val="21"/>
-      </w:pPr>
-      <w:r>
-        <w:t>Искали плодов они вкусных,</w:t>
-      </w:r>
-      <w:r>
-        <w:br/>
-      </w:r>
-      <w:r>
-        <w:t>Красивых цветов для венка,</w:t>
-      </w:r>
-      <w:r>
-        <w:br/>
-      </w:r>
-      <w:r>
-        <w:t>Купались они и плескались</w:t>
-      </w:r>
-      <w:r>
-        <w:br/>
-      </w:r>
-      <w:r>
-        <w:t>В прозрачной воде родника;</w:t>
-      </w:r>
-    </w:p>
-    <w:p>
-      <w:pPr>
-        <w:pStyle w:val="21"/>
-      </w:pPr>
-      <w:r>
-        <w:t>Чесались, ища насекомых,</w:t>
-      </w:r>
-      <w:r>
-        <w:br/>
-      </w:r>
-      <w:r>
-        <w:t>И блох выгрызали в шерсти,</w:t>
-      </w:r>
-      <w:r>
-        <w:br/>
-      </w:r>
-      <w:r>
-        <w:t>Толпились, теснились, толкались,</w:t>
-      </w:r>
-      <w:r>
-        <w:br/>
-      </w:r>
-      <w:r>
-        <w:t>Другим не давая пройти.</w:t>
-      </w:r>
-    </w:p>
-    <w:p>
-      <w:r>
-        <w:t xml:space="preserve">Тагир с безымянными </w:t>
-      </w:r>
-      <w:r>
-        <w:t xml:space="preserve">обезьянами </w:t>
-      </w:r>
-      <w:r>
-        <w:t>собирает фрукты, чтобы поесть, сплетает венок и тапки из цветов, чтобы дойти к ручью</w:t>
-      </w:r>
-      <w:r>
-        <w:t xml:space="preserve"> и</w:t>
-      </w:r>
-      <w:r>
-        <w:t xml:space="preserve"> попить.</w:t>
-      </w:r>
-      <w:r>
-        <w:t xml:space="preserve"> После этого все уходят вверх по течению.</w:t>
-      </w:r>
-    </w:p>
-    <w:p>
-      <w:pPr>
-        <w:pStyle w:val="21"/>
-      </w:pPr>
-      <w:r>
-        <w:t>О</w:t>
-      </w:r>
-      <w:r>
-        <w:t>ни с веселым шумом гурьбой стали карабкаться в гору, к тому месту, откуда начинался поток. И здесь они увидели водопад. "Если бы среди нас нашелся кто-нибудь, кто решился бы проникнуть через этот водный занавес,</w:t>
+        <w:t>проникнуть через этот водный занавес,</w:t>
       </w:r>
       <w:r>
         <w:t xml:space="preserve"> </w:t>
@@ -2195,11 +2206,7 @@
         <w:t xml:space="preserve"> </w:t>
       </w:r>
       <w:r>
-        <w:t xml:space="preserve">Она </w:t>
-      </w:r>
-      <w:r>
-        <w:lastRenderedPageBreak/>
-        <w:t>зажмурила глаза, присела на корточки, затем распрямилась и одним прыжком перемахнула через струю водопада.</w:t>
+        <w:t>Она зажмурила глаза, присела на корточки, затем распрямилась и одним прыжком перемахнула через струю водопада.</w:t>
       </w:r>
       <w:r>
         <w:t xml:space="preserve"> </w:t>
@@ -2622,11 +2629,11 @@
         <w:t xml:space="preserve"> </w:t>
       </w:r>
       <w:r>
-        <w:t xml:space="preserve">Приблизившись к ним, Царь обезьян стал проделывать всевозможные штуки. Это так напугало людей, что они побросали свои корзины и сети и разбежались кто куда. Лишь один из них от страха не смог бежать. Царь обезьян поймал его, сорвал с него одежду и нарядился, как это делают люди. Затем он с важным видом отправился разгуливать по городам и селениям, площадям и рынкам. Он </w:t>
+        <w:t xml:space="preserve">Приблизившись к ним, Царь обезьян стал проделывать всевозможные штуки. Это так напугало людей, что они побросали свои корзины и сети и разбежались кто куда. Лишь один из них от страха не смог бежать. Царь </w:t>
       </w:r>
       <w:r>
         <w:lastRenderedPageBreak/>
-        <w:t>перенял манеры и привычки людей, научился их языку. Утром он вставал и завтракал, вечером ложился спать. Все его помыслы были устремлены к тому, чтобы найти бессмертных и узнать у них секрет вечной юности.</w:t>
+        <w:t>обезьян поймал его, сорвал с него одежду и нарядился, как это делают люди. Затем он с важным видом отправился разгуливать по городам и селениям, площадям и рынкам. Он перенял манеры и привычки людей, научился их языку. Утром он вставал и завтракал, вечером ложился спать. Все его помыслы были устремлены к тому, чтобы найти бессмертных и узнать у них секрет вечной юности.</w:t>
       </w:r>
     </w:p>
     <w:p>
@@ -2973,6 +2980,7 @@
     </w:p>
     <w:p>
       <w:r>
+        <w:lastRenderedPageBreak/>
         <w:t xml:space="preserve">Ученики стали учить Тагира, как вести себя в обществе. Увы, это не помогло, поэтому "стримы </w:t>
       </w:r>
       <w:proofErr w:type="spellStart"/>
@@ -3000,11 +3008,7 @@
       </w:r>
       <w:proofErr w:type="spellEnd"/>
       <w:r>
-        <w:t xml:space="preserve"> не </w:t>
-      </w:r>
-      <w:r>
-        <w:lastRenderedPageBreak/>
-        <w:t>рекомендую)</w:t>
+        <w:t xml:space="preserve"> не рекомендую)</w:t>
       </w:r>
       <w:r>
         <w:t xml:space="preserve">. </w:t>
@@ -3453,6 +3457,7 @@
     </w:p>
     <w:p>
       <w:r>
+        <w:lastRenderedPageBreak/>
         <w:t xml:space="preserve">Прилетев на гору-Уфу, </w:t>
       </w:r>
       <w:r>
@@ -3462,11 +3467,7 @@
         <w:t xml:space="preserve"> </w:t>
       </w:r>
       <w:r>
-        <w:t xml:space="preserve">Пройдя на звук дрели, Тагир находит гору Демона-Соседа, избивает </w:t>
-      </w:r>
-      <w:r>
-        <w:lastRenderedPageBreak/>
-        <w:t>его подручных, а потом и самого Демона-Соседа</w:t>
+        <w:t>Пройдя на звук дрели, Тагир находит гору Демона-Соседа, избивает его подручных, а потом и самого Демона-Соседа</w:t>
       </w:r>
       <w:r>
         <w:t>.</w:t>
@@ -3837,6 +3838,7 @@
         <w:rPr>
           <w:highlight w:val="red"/>
         </w:rPr>
+        <w:lastRenderedPageBreak/>
         <w:t>скипнем</w:t>
       </w:r>
       <w:proofErr w:type="spellEnd"/>
@@ -3856,7 +3858,6 @@
         <w:t xml:space="preserve"> По итогам Тагир вычеркнул себя и других обезьян из книги </w:t>
       </w:r>
       <w:r>
-        <w:lastRenderedPageBreak/>
         <w:t>Жизни и Смерти</w:t>
       </w:r>
       <w:r>
